--- a/skills/Get_Requirement_Notes_On_The_Basis_Of_Timesheet/Documentation.docx
+++ b/skills/Get_Requirement_Notes_On_The_Basis_Of_Timesheet/Documentation.docx
@@ -8,8 +8,8 @@
         <w:jc w:val="center"/>
         <w:rPr>
           <w:rFonts w:ascii="Times New Roman" w:hAnsi="Times New Roman" w:cs="Times New Roman"/>
-          <w:b/>
-          <w:bCs/>
+          <w:b w:val="1"/>
+          <w:bCs w:val="1"/>
           <w:sz w:val="32"/>
           <w:szCs w:val="32"/>
         </w:rPr>
@@ -17,18 +17,28 @@
       <w:r>
         <w:rPr>
           <w:rFonts w:ascii="Times New Roman" w:hAnsi="Times New Roman" w:cs="Times New Roman"/>
-          <w:b/>
-          <w:bCs/>
+          <w:b w:val="1"/>
+          <w:bCs w:val="1"/>
           <w:sz w:val="32"/>
           <w:szCs w:val="32"/>
         </w:rPr>
-        <w:t>get_requirement_notes_on_the_basis_of_timesheet_</w:t>
+        <w:t>get_requirement_notes_on_the_basis_of_timesheet</w:t>
       </w:r>
       <w:r>
         <w:rPr>
           <w:rFonts w:ascii="Times New Roman" w:hAnsi="Times New Roman" w:cs="Times New Roman"/>
-          <w:b/>
-          <w:bCs/>
+          <w:b w:val="1"/>
+          <w:bCs w:val="1"/>
+          <w:sz w:val="32"/>
+          <w:szCs w:val="32"/>
+        </w:rPr>
+        <w:t>-</w:t>
+      </w:r>
+      <w:r>
+        <w:rPr>
+          <w:rFonts w:ascii="Times New Roman" w:hAnsi="Times New Roman" w:cs="Times New Roman"/>
+          <w:b w:val="1"/>
+          <w:bCs w:val="1"/>
           <w:sz w:val="32"/>
           <w:szCs w:val="32"/>
         </w:rPr>
@@ -37,8 +47,8 @@
       <w:r>
         <w:rPr>
           <w:rFonts w:ascii="Times New Roman" w:hAnsi="Times New Roman" w:cs="Times New Roman"/>
-          <w:b/>
-          <w:bCs/>
+          <w:b w:val="1"/>
+          <w:bCs w:val="1"/>
           <w:sz w:val="32"/>
           <w:szCs w:val="32"/>
         </w:rPr>
@@ -47,8 +57,8 @@
       <w:r>
         <w:rPr>
           <w:rFonts w:ascii="Times New Roman" w:hAnsi="Times New Roman" w:cs="Times New Roman"/>
-          <w:b/>
-          <w:bCs/>
+          <w:b w:val="1"/>
+          <w:bCs w:val="1"/>
           <w:sz w:val="32"/>
           <w:szCs w:val="32"/>
         </w:rPr>
@@ -113,24 +123,32 @@
       <w:r>
         <w:rPr>
           <w:rFonts w:ascii="Times New Roman" w:hAnsi="Times New Roman" w:cs="Times New Roman"/>
-          <w:b/>
-          <w:bCs/>
-        </w:rPr>
-        <w:t>get_requirement_notes_on_the_basis_of_timesheet_</w:t>
+          <w:b w:val="1"/>
+          <w:bCs w:val="1"/>
+        </w:rPr>
+        <w:t>get_requirement_notes_on_the_basis_of_timesheet</w:t>
       </w:r>
       <w:r>
         <w:rPr>
           <w:rFonts w:ascii="Times New Roman" w:hAnsi="Times New Roman" w:cs="Times New Roman"/>
-          <w:b/>
-          <w:bCs/>
+          <w:b w:val="1"/>
+          <w:bCs w:val="1"/>
+        </w:rPr>
+        <w:t>-</w:t>
+      </w:r>
+      <w:r>
+        <w:rPr>
+          <w:rFonts w:ascii="Times New Roman" w:hAnsi="Times New Roman" w:cs="Times New Roman"/>
+          <w:b w:val="1"/>
+          <w:bCs w:val="1"/>
         </w:rPr>
         <w:t>s</w:t>
       </w:r>
       <w:r>
         <w:rPr>
           <w:rFonts w:ascii="Times New Roman" w:hAnsi="Times New Roman" w:cs="Times New Roman"/>
-          <w:b/>
-          <w:bCs/>
+          <w:b w:val="1"/>
+          <w:bCs w:val="1"/>
         </w:rPr>
         <w:t>kill</w:t>
       </w:r>
@@ -146,7 +164,19 @@
         <w:rPr>
           <w:rFonts w:ascii="Times New Roman" w:hAnsi="Times New Roman" w:cs="Times New Roman"/>
         </w:rPr>
-        <w:t>helps convert employee timesheet entries into structured implementation notes for project requirements. It analyzes work performed during a selected period, maps it to the relevant requirements and tasks, and generates professional notes that can be stored in Meldep ERP or used for project documentation.</w:t>
+        <w:t xml:space="preserve">helps convert employee timesheet entries into structured implementation notes for project requirements. It analyzes work performed during a selected period, maps it to the relevant requirements and tasks, and generates professional notes that can be stored in </w:t>
+      </w:r>
+      <w:r>
+        <w:rPr>
+          <w:rFonts w:ascii="Times New Roman" w:hAnsi="Times New Roman" w:cs="Times New Roman"/>
+        </w:rPr>
+        <w:t>Meldep</w:t>
+      </w:r>
+      <w:r>
+        <w:rPr>
+          <w:rFonts w:ascii="Times New Roman" w:hAnsi="Times New Roman" w:cs="Times New Roman"/>
+        </w:rPr>
+        <w:t xml:space="preserve"> ERP or used for project documentation.</w:t>
       </w:r>
     </w:p>
     <w:p>
@@ -518,6 +548,7 @@
         <w:tc>
           <w:tcPr>
             <w:tcW w:w="3528" w:type="dxa"/>
+            <w:tcMar/>
           </w:tcPr>
           <w:p>
             <w:pPr>
@@ -543,6 +574,7 @@
         <w:tc>
           <w:tcPr>
             <w:tcW w:w="7087" w:type="dxa"/>
+            <w:tcMar/>
           </w:tcPr>
           <w:p>
             <w:pPr>
@@ -573,6 +605,7 @@
         <w:tc>
           <w:tcPr>
             <w:tcW w:w="3528" w:type="dxa"/>
+            <w:tcMar/>
           </w:tcPr>
           <w:p>
             <w:pPr>
@@ -596,6 +629,7 @@
         <w:tc>
           <w:tcPr>
             <w:tcW w:w="7087" w:type="dxa"/>
+            <w:tcMar/>
           </w:tcPr>
           <w:p>
             <w:pPr>
@@ -624,6 +658,7 @@
         <w:tc>
           <w:tcPr>
             <w:tcW w:w="3528" w:type="dxa"/>
+            <w:tcMar/>
           </w:tcPr>
           <w:p>
             <w:pPr>
@@ -647,6 +682,7 @@
         <w:tc>
           <w:tcPr>
             <w:tcW w:w="7087" w:type="dxa"/>
+            <w:tcMar/>
           </w:tcPr>
           <w:p>
             <w:pPr>
@@ -675,29 +711,24 @@
         <w:tc>
           <w:tcPr>
             <w:tcW w:w="3528" w:type="dxa"/>
+            <w:tcMar/>
           </w:tcPr>
           <w:p>
             <w:pPr>
               <w:spacing w:line="276" w:lineRule="auto"/>
-              <w:rPr>
-                <w:rFonts w:ascii="Times New Roman" w:hAnsi="Times New Roman" w:cs="Times New Roman"/>
-                <w:b/>
-                <w:bCs/>
-                <w:sz w:val="26"/>
-                <w:szCs w:val="26"/>
-              </w:rPr>
             </w:pPr>
             <w:r>
               <w:rPr>
                 <w:rFonts w:ascii="Times New Roman" w:hAnsi="Times New Roman" w:cs="Times New Roman"/>
               </w:rPr>
-              <w:t>get_all_requirements_by_project</w:t>
+              <w:t>get_requirements</w:t>
             </w:r>
           </w:p>
         </w:tc>
         <w:tc>
           <w:tcPr>
             <w:tcW w:w="7087" w:type="dxa"/>
+            <w:tcMar/>
           </w:tcPr>
           <w:p>
             <w:pPr>
@@ -726,6 +757,7 @@
         <w:tc>
           <w:tcPr>
             <w:tcW w:w="3528" w:type="dxa"/>
+            <w:tcMar/>
           </w:tcPr>
           <w:p>
             <w:pPr>
@@ -750,6 +782,7 @@
         <w:tc>
           <w:tcPr>
             <w:tcW w:w="7087" w:type="dxa"/>
+            <w:tcMar/>
           </w:tcPr>
           <w:p>
             <w:pPr>
@@ -778,6 +811,7 @@
         <w:tc>
           <w:tcPr>
             <w:tcW w:w="3528" w:type="dxa"/>
+            <w:tcMar/>
           </w:tcPr>
           <w:p>
             <w:pPr>
@@ -801,6 +835,7 @@
         <w:tc>
           <w:tcPr>
             <w:tcW w:w="7087" w:type="dxa"/>
+            <w:tcMar/>
           </w:tcPr>
           <w:p>
             <w:pPr>
